--- a/AEGIS-PARTNER-BRIEF-2026-09-09.docx
+++ b/AEGIS-PARTNER-BRIEF-2026-09-09.docx
@@ -976,12 +976,26 @@
         <w:t xml:space="preserve">2.2  Where it is weak — read this before the technical conversation</w:t>
       </w:r>
     </w:p>
+    <w:p>
+      <w:pPr>
+        <w:spacing w:after="120" w:before="60" w:line="276"/>
+      </w:pPr>
+      <w:r>
+        <w:rPr>
+          <w:rFonts w:ascii="Calibri" w:cs="Calibri" w:eastAsia="Calibri" w:hAnsi="Calibri"/>
+          <w:color w:val="232F3E"/>
+          <w:sz w:val="21"/>
+          <w:szCs w:val="21"/>
+        </w:rPr>
+        <w:t xml:space="preserve">The first version of this section led with observability. That judgement rested on a number I measured wrongly, and the correction is the first thing below — both because it changes the conclusion and because how a team handles its own bad number is worth more signal than the number was.</w:t>
+      </w:r>
+    </w:p>
     <w:tbl>
       <w:tblPr>
         <w:tblW w:type="dxa" w:w="9360"/>
         <w:tblBorders>
           <w:top w:val="none"/>
-          <w:left w:val="single" w:color="9A6700" w:sz="24"/>
+          <w:left w:val="single" w:color="B3261E" w:sz="24"/>
           <w:bottom w:val="none"/>
           <w:right w:val="none"/>
           <w:insideH w:val="none"/>
@@ -995,7 +1009,7 @@
         <w:tc>
           <w:tcPr>
             <w:tcW w:type="dxa" w:w="9360"/>
-            <w:shd w:fill="FFF8E6" w:val="clear"/>
+            <w:shd w:fill="FDECEF" w:val="clear"/>
             <w:tcMar>
               <w:top w:type="dxa" w:w="120"/>
               <w:left w:type="dxa" w:w="180"/>
@@ -1012,11 +1026,11 @@
                 <w:rFonts w:ascii="Calibri" w:cs="Calibri" w:eastAsia="Calibri" w:hAnsi="Calibri"/>
                 <w:b/>
                 <w:bCs/>
-                <w:color w:val="9A6700"/>
+                <w:color w:val="B3261E"/>
                 <w:sz w:val="21"/>
                 <w:szCs w:val="21"/>
               </w:rPr>
-              <w:t xml:space="preserve">Observability is the thinnest part of the platform, and it is in our own pitch</w:t>
+              <w:t xml:space="preserve">Correction — an earlier draft of this brief got this number badly wrong</w:t>
             </w:r>
           </w:p>
           <w:p>
@@ -1030,7 +1044,7 @@
                 <w:sz w:val="20"/>
                 <w:szCs w:val="20"/>
               </w:rPr>
-              <w:t xml:space="preserve">Deployed today: </w:t>
+              <w:t xml:space="preserve">The 9 September draft said this platform deploys </w:t>
             </w:r>
             <w:r>
               <w:rPr>
@@ -1041,7 +1055,7 @@
                 <w:sz w:val="20"/>
                 <w:szCs w:val="20"/>
               </w:rPr>
-              <w:t xml:space="preserve">one</w:t>
+              <w:t xml:space="preserve">“three alarms”</w:t>
             </w:r>
             <w:r>
               <w:rPr>
@@ -1050,18 +1064,16 @@
                 <w:sz w:val="20"/>
                 <w:szCs w:val="20"/>
               </w:rPr>
-              <w:t xml:space="preserve"> CloudWatch dashboard, </w:t>
-            </w:r>
-            <w:r>
-              <w:rPr>
-                <w:rFonts w:ascii="Calibri" w:cs="Calibri" w:eastAsia="Calibri" w:hAnsi="Calibri"/>
-                <w:b/>
-                <w:bCs/>
+              <w:t xml:space="preserve"> and called observability its thinnest layer. That came from counting </w:t>
+            </w:r>
+            <w:r>
+              <w:rPr>
+                <w:rFonts w:ascii="Calibri" w:cs="Calibri" w:eastAsia="Calibri" w:hAnsi="Calibri"/>
                 <w:color w:val="232F3E"/>
                 <w:sz w:val="20"/>
                 <w:szCs w:val="20"/>
               </w:rPr>
-              <w:t xml:space="preserve">six</w:t>
+              <w:t xml:space="preserve">cw.Alarm(</w:t>
             </w:r>
             <w:r>
               <w:rPr>
@@ -1070,7 +1082,7 @@
                 <w:sz w:val="20"/>
                 <w:szCs w:val="20"/>
               </w:rPr>
-              <w:t xml:space="preserve"> widgets, </w:t>
+              <w:t xml:space="preserve"> call sites in the source; two of the three are inside loops. The synthesized CloudFormation template carried </w:t>
             </w:r>
             <w:r>
               <w:rPr>
@@ -1081,7 +1093,7 @@
                 <w:sz w:val="20"/>
                 <w:szCs w:val="20"/>
               </w:rPr>
-              <w:t xml:space="preserve">three</w:t>
+              <w:t xml:space="preserve">twenty-two</w:t>
             </w:r>
             <w:r>
               <w:rPr>
@@ -1090,7 +1102,7 @@
                 <w:sz w:val="20"/>
                 <w:szCs w:val="20"/>
               </w:rPr>
-              <w:t xml:space="preserve"> alarms and one metric filter. There is no SLO, no anomaly detection, no per-tenant operational view, no incident-response runbook walkthrough, and no on-call integration beyond an SNS topic subscribed at deploy time.</w:t>
+              <w:t xml:space="preserve">. The error was the method, not the arithmetic: counting the generating code instead of the deployed artifact.</w:t>
             </w:r>
           </w:p>
           <w:p>
@@ -1104,18 +1116,16 @@
                 <w:sz w:val="20"/>
                 <w:szCs w:val="20"/>
               </w:rPr>
-              <w:t xml:space="preserve">The </w:t>
-            </w:r>
-            <w:r>
-              <w:rPr>
-                <w:rFonts w:ascii="Calibri" w:cs="Calibri" w:eastAsia="Calibri" w:hAnsi="Calibri"/>
-                <w:b/>
-                <w:bCs/>
+              <w:t xml:space="preserve">It is disclosed here rather than quietly fixed because a partner is entitled to know which way a number moved, and because the same defect appears twice more in this repository's own register (L60, L67). The count now comes from </w:t>
+            </w:r>
+            <w:r>
+              <w:rPr>
+                <w:rFonts w:ascii="Calibri" w:cs="Calibri" w:eastAsia="Calibri" w:hAnsi="Calibri"/>
                 <w:color w:val="232F3E"/>
                 <w:sz w:val="20"/>
                 <w:szCs w:val="20"/>
               </w:rPr>
-              <w:t xml:space="preserve">audit</w:t>
+              <w:t xml:space="preserve">tools/observability_census.py</w:t>
             </w:r>
             <w:r>
               <w:rPr>
@@ -1124,18 +1134,16 @@
                 <w:sz w:val="20"/>
                 <w:szCs w:val="20"/>
               </w:rPr>
-              <w:t xml:space="preserve"> trail is strong. The </w:t>
-            </w:r>
-            <w:r>
-              <w:rPr>
-                <w:rFonts w:ascii="Calibri" w:cs="Calibri" w:eastAsia="Calibri" w:hAnsi="Calibri"/>
-                <w:b/>
-                <w:bCs/>
+              <w:t xml:space="preserve">, which reads the template, and its </w:t>
+            </w:r>
+            <w:r>
+              <w:rPr>
+                <w:rFonts w:ascii="Calibri" w:cs="Calibri" w:eastAsia="Calibri" w:hAnsi="Calibri"/>
                 <w:color w:val="232F3E"/>
                 <w:sz w:val="20"/>
                 <w:szCs w:val="20"/>
               </w:rPr>
-              <w:t xml:space="preserve">operations</w:t>
+              <w:t xml:space="preserve">--assert-baseline</w:t>
             </w:r>
             <w:r>
               <w:rPr>
@@ -1144,7 +1152,187 @@
                 <w:sz w:val="20"/>
                 <w:szCs w:val="20"/>
               </w:rPr>
-              <w:t xml:space="preserve"> signal is thin. Those are different words and this brief does not use them interchangeably. Expect a partner SA to find this first, precisely because “observability” is in the pitch.</w:t>
+              <w:t xml:space="preserve"> mode fails if these figures drift from what this document says.</w:t>
+            </w:r>
+          </w:p>
+        </w:tc>
+      </w:tr>
+    </w:tbl>
+    <w:p>
+      <w:pPr>
+        <w:spacing w:after="80"/>
+      </w:pPr>
+    </w:p>
+    <w:tbl>
+      <w:tblPr>
+        <w:tblW w:type="dxa" w:w="9360"/>
+        <w:tblBorders>
+          <w:top w:val="none"/>
+          <w:left w:val="single" w:color="1D6F42" w:sz="24"/>
+          <w:bottom w:val="none"/>
+          <w:right w:val="none"/>
+          <w:insideH w:val="none"/>
+          <w:insideV w:val="none"/>
+        </w:tblBorders>
+      </w:tblPr>
+      <w:tblGrid>
+        <w:gridCol w:w="9360"/>
+      </w:tblGrid>
+      <w:tr>
+        <w:tc>
+          <w:tcPr>
+            <w:tcW w:type="dxa" w:w="9360"/>
+            <w:shd w:fill="E9F7EC" w:val="clear"/>
+            <w:tcMar>
+              <w:top w:type="dxa" w:w="120"/>
+              <w:left w:type="dxa" w:w="180"/>
+              <w:bottom w:type="dxa" w:w="120"/>
+              <w:right w:type="dxa" w:w="180"/>
+            </w:tcMar>
+          </w:tcPr>
+          <w:p>
+            <w:pPr>
+              <w:spacing w:after="60"/>
+            </w:pPr>
+            <w:r>
+              <w:rPr>
+                <w:rFonts w:ascii="Calibri" w:cs="Calibri" w:eastAsia="Calibri" w:hAnsi="Calibri"/>
+                <w:b/>
+                <w:bCs/>
+                <w:color w:val="1D6F42"/>
+                <w:sz w:val="21"/>
+                <w:szCs w:val="21"/>
+              </w:rPr>
+              <w:t xml:space="preserve">Observability after the OBS-1..OBS-4 and OBS-6 uplift</w:t>
+            </w:r>
+          </w:p>
+          <w:p>
+            <w:pPr>
+              <w:spacing w:after="40" w:line="276"/>
+            </w:pPr>
+            <w:r>
+              <w:rPr>
+                <w:rFonts w:ascii="Calibri" w:cs="Calibri" w:eastAsia="Calibri" w:hAnsi="Calibri"/>
+                <w:b/>
+                <w:bCs/>
+                <w:color w:val="232F3E"/>
+                <w:sz w:val="20"/>
+                <w:szCs w:val="20"/>
+              </w:rPr>
+              <w:t xml:space="preserve">26 alarms</w:t>
+            </w:r>
+            <w:r>
+              <w:rPr>
+                <w:rFonts w:ascii="Calibri" w:cs="Calibri" w:eastAsia="Calibri" w:hAnsi="Calibri"/>
+                <w:color w:val="232F3E"/>
+                <w:sz w:val="20"/>
+                <w:szCs w:val="20"/>
+              </w:rPr>
+              <w:t xml:space="preserve"> across workflow health, per-function errors, guard failures, per-tenant budget at three thresholds, latency and perimeter bypass — </w:t>
+            </w:r>
+            <w:r>
+              <w:rPr>
+                <w:rFonts w:ascii="Calibri" w:cs="Calibri" w:eastAsia="Calibri" w:hAnsi="Calibri"/>
+                <w:b/>
+                <w:bCs/>
+                <w:color w:val="232F3E"/>
+                <w:sz w:val="20"/>
+                <w:szCs w:val="20"/>
+              </w:rPr>
+              <w:t xml:space="preserve">every one of them named</w:t>
+            </w:r>
+            <w:r>
+              <w:rPr>
+                <w:rFonts w:ascii="Calibri" w:cs="Calibri" w:eastAsia="Calibri" w:hAnsi="Calibri"/>
+                <w:color w:val="232F3E"/>
+                <w:sz w:val="20"/>
+                <w:szCs w:val="20"/>
+              </w:rPr>
+              <w:t xml:space="preserve"> (nine previously existed only as CloudFormation logical ids, so no runbook could reference them and no operator could find them in the console).</w:t>
+            </w:r>
+          </w:p>
+          <w:p>
+            <w:pPr>
+              <w:spacing w:after="40" w:line="276"/>
+            </w:pPr>
+            <w:r>
+              <w:rPr>
+                <w:rFonts w:ascii="Calibri" w:cs="Calibri" w:eastAsia="Calibri" w:hAnsi="Calibri"/>
+                <w:color w:val="232F3E"/>
+                <w:sz w:val="20"/>
+                <w:szCs w:val="20"/>
+              </w:rPr>
+              <w:t xml:space="preserve">Three severity tiers as composite alarms, each with its own SNS topic: P1 page, P2 ticket, P3 advisory. Latency is now alarmed rather than merely charted. A stalled human sign-off is detected in </w:t>
+            </w:r>
+            <w:r>
+              <w:rPr>
+                <w:rFonts w:ascii="Calibri" w:cs="Calibri" w:eastAsia="Calibri" w:hAnsi="Calibri"/>
+                <w:b/>
+                <w:bCs/>
+                <w:color w:val="232F3E"/>
+                <w:sz w:val="20"/>
+                <w:szCs w:val="20"/>
+              </w:rPr>
+              <w:t xml:space="preserve">two hours instead of twenty-four</w:t>
+            </w:r>
+            <w:r>
+              <w:rPr>
+                <w:rFonts w:ascii="Calibri" w:cs="Calibri" w:eastAsia="Calibri" w:hAnsi="Calibri"/>
+                <w:color w:val="232F3E"/>
+                <w:sz w:val="20"/>
+                <w:szCs w:val="20"/>
+              </w:rPr>
+              <w:t xml:space="preserve">. And every alarm has an entry in </w:t>
+            </w:r>
+            <w:r>
+              <w:rPr>
+                <w:rFonts w:ascii="Calibri" w:cs="Calibri" w:eastAsia="Calibri" w:hAnsi="Calibri"/>
+                <w:color w:val="232F3E"/>
+                <w:sz w:val="20"/>
+                <w:szCs w:val="20"/>
+              </w:rPr>
+              <w:t xml:space="preserve">docs/ops/INCIDENT-RUNBOOK.md</w:t>
+            </w:r>
+            <w:r>
+              <w:rPr>
+                <w:rFonts w:ascii="Calibri" w:cs="Calibri" w:eastAsia="Calibri" w:hAnsi="Calibri"/>
+                <w:color w:val="232F3E"/>
+                <w:sz w:val="20"/>
+                <w:szCs w:val="20"/>
+              </w:rPr>
+              <w:t xml:space="preserve"> — enforced by a test, so a new alarm without a documented first action fails CI.</w:t>
+            </w:r>
+          </w:p>
+          <w:p>
+            <w:pPr>
+              <w:spacing w:after="40" w:line="276"/>
+            </w:pPr>
+            <w:r>
+              <w:rPr>
+                <w:rFonts w:ascii="Calibri" w:cs="Calibri" w:eastAsia="Calibri" w:hAnsi="Calibri"/>
+                <w:color w:val="232F3E"/>
+                <w:sz w:val="20"/>
+                <w:szCs w:val="20"/>
+              </w:rPr>
+              <w:t xml:space="preserve">Still open, and named: per-tenant dashboards, a synthetic canary, proving each tier actually fires in a live incident, and a DR exercise. See </w:t>
+            </w:r>
+            <w:r>
+              <w:rPr>
+                <w:rFonts w:ascii="Calibri" w:cs="Calibri" w:eastAsia="Calibri" w:hAnsi="Calibri"/>
+                <w:color w:val="232F3E"/>
+                <w:sz w:val="20"/>
+                <w:szCs w:val="20"/>
+              </w:rPr>
+              <w:t xml:space="preserve">docs/ops/OBSERVABILITY-UPLIFT.md</w:t>
+            </w:r>
+            <w:r>
+              <w:rPr>
+                <w:rFonts w:ascii="Calibri" w:cs="Calibri" w:eastAsia="Calibri" w:hAnsi="Calibri"/>
+                <w:color w:val="232F3E"/>
+                <w:sz w:val="20"/>
+                <w:szCs w:val="20"/>
+              </w:rPr>
+              <w:t xml:space="preserve">.</w:t>
             </w:r>
           </w:p>
         </w:tc>
@@ -3883,7 +4071,7 @@
                 <w:sz w:val="18"/>
                 <w:szCs w:val="18"/>
               </w:rPr>
-              <w:t xml:space="preserve">Observability is pilot-grade.</w:t>
+              <w:t xml:space="preserve">Operations posture is pilot-grade — though better than an earlier draft claimed.</w:t>
             </w:r>
           </w:p>
         </w:tc>
@@ -3910,7 +4098,27 @@
                 <w:sz w:val="18"/>
                 <w:szCs w:val="18"/>
               </w:rPr>
-              <w:t xml:space="preserve">One dashboard, six widgets, three alarms. No SLO, no anomaly detection, no per-tenant operational view, no IR runbook walkthrough.</w:t>
+              <w:t xml:space="preserve">26 named alarms in 3 severity tiers, latency alarmed, approval backlog detected in 2h, and a runbook entry for every alarm enforced by CI. Still absent: per-tenant operational dashboards, a synthetic canary, </w:t>
+            </w:r>
+            <w:r>
+              <w:rPr>
+                <w:rFonts w:ascii="Calibri" w:cs="Calibri" w:eastAsia="Calibri" w:hAnsi="Calibri"/>
+                <w:b/>
+                <w:bCs/>
+                <w:color w:val="232F3E"/>
+                <w:sz w:val="18"/>
+                <w:szCs w:val="18"/>
+              </w:rPr>
+              <w:t xml:space="preserve">any evidence that a tier has ever fired in a real incident</w:t>
+            </w:r>
+            <w:r>
+              <w:rPr>
+                <w:rFonts w:ascii="Calibri" w:cs="Calibri" w:eastAsia="Calibri" w:hAnsi="Calibri"/>
+                <w:color w:val="232F3E"/>
+                <w:sz w:val="18"/>
+                <w:szCs w:val="18"/>
+              </w:rPr>
+              <w:t xml:space="preserve">, a real on-call rotation, and a DR exercise. An SLO alarm is a threshold we chose; it is not an SLO agreed with anyone.</w:t>
             </w:r>
           </w:p>
         </w:tc>
@@ -8091,7 +8299,7 @@
                 <w:sz w:val="18"/>
                 <w:szCs w:val="18"/>
               </w:rPr>
-              <w:t xml:space="preserve">483 pass, 4 skip</w:t>
+              <w:t xml:space="preserve">503 pass, 4 skip</w:t>
             </w:r>
             <w:r>
               <w:rPr>
@@ -9678,7 +9886,7 @@
                 <w:sz w:val="18"/>
                 <w:szCs w:val="18"/>
               </w:rPr>
-              <w:t xml:space="preserve">Observability uplift</w:t>
+              <w:t xml:space="preserve">Observability uplift — tranche A done, B and C open</w:t>
             </w:r>
           </w:p>
         </w:tc>
@@ -9732,7 +9940,7 @@
                 <w:sz w:val="18"/>
                 <w:szCs w:val="18"/>
               </w:rPr>
-              <w:t xml:space="preserve">One dashboard, six widgets, three alarms is not an operations posture. Needs SLOs, per-tenant views and an IR runbook walkthrough.</w:t>
+              <w:t xml:space="preserve">Done: named alarms, 3 severity tiers, latency alarms, approval-backlog detection, incident runbook enforced by CI. Open: per-tenant dashboards, synthetic canary, proof that each tier fires live, DR exercise.</w:t>
             </w:r>
           </w:p>
         </w:tc>
